--- a/public/assets/docs/Patrocinio.docx
+++ b/public/assets/docs/Patrocinio.docx
@@ -68,7 +68,7 @@
                           <w:tbl>
                             <w:tblPr>
                               <w:tblStyle w:val="TableNormal"/>
-                              <w:tblW w:w="6813" w:type="dxa"/>
+                              <w:tblW w:w="10219" w:type="dxa"/>
                               <w:jc w:val="center"/>
                               <w:tblBorders>
                                 <w:top w:val="single" w:sz="4" w:space="0" w:color="000000"/>
@@ -83,6 +83,7 @@
                             </w:tblPr>
                             <w:tblGrid>
                               <w:gridCol w:w="3407"/>
+                              <w:gridCol w:w="3406"/>
                               <w:gridCol w:w="3406"/>
                             </w:tblGrid>
                             <w:tr>
@@ -106,21 +107,14 @@
                                     </w:rPr>
                                   </w:pPr>
                                   <w:bookmarkStart w:id="0" w:name="_Hlk168652179"/>
+                                  <w:bookmarkStart w:id="1" w:name="_GoBack"/>
                                   <w:r>
                                     <w:rPr>
                                       <w:rFonts w:ascii="Arial" w:hAnsi="Arial" w:cs="Arial"/>
                                       <w:sz w:val="18"/>
                                       <w:szCs w:val="18"/>
                                     </w:rPr>
-                                    <w:t>E</w:t>
-                                  </w:r>
-                                  <w:r>
-                                    <w:rPr>
-                                      <w:rFonts w:ascii="Arial" w:hAnsi="Arial" w:cs="Arial"/>
-                                      <w:sz w:val="18"/>
-                                      <w:szCs w:val="18"/>
-                                    </w:rPr>
-                                    <w:t>laborado</w:t>
+                                    <w:t>ELABORADO</w:t>
                                   </w:r>
                                   <w:r>
                                     <w:rPr>
@@ -137,15 +131,7 @@
                                       <w:sz w:val="18"/>
                                       <w:szCs w:val="18"/>
                                     </w:rPr>
-                                    <w:t>por</w:t>
-                                  </w:r>
-                                  <w:r>
-                                    <w:rPr>
-                                      <w:rFonts w:ascii="Arial" w:hAnsi="Arial" w:cs="Arial"/>
-                                      <w:sz w:val="18"/>
-                                      <w:szCs w:val="18"/>
-                                    </w:rPr>
-                                    <w:t>:</w:t>
+                                    <w:t>POR:</w:t>
                                   </w:r>
                                 </w:p>
                                 <w:p>
@@ -195,23 +181,49 @@
                                       <w:sz w:val="18"/>
                                       <w:szCs w:val="18"/>
                                     </w:rPr>
-                                    <w:t>A</w:t>
+                                    <w:t>Revisado Por:</w:t>
                                   </w:r>
-                                  <w:r>
+                                </w:p>
+                              </w:tc>
+                              <w:tc>
+                                <w:tcPr>
+                                  <w:tcW w:w="3406" w:type="dxa"/>
+                                </w:tcPr>
+                                <w:p>
+                                  <w:pPr>
+                                    <w:pStyle w:val="TableParagraph"/>
+                                    <w:spacing w:before="1"/>
+                                    <w:ind w:left="705"/>
                                     <w:rPr>
                                       <w:rFonts w:ascii="Arial" w:hAnsi="Arial" w:cs="Arial"/>
                                       <w:sz w:val="18"/>
                                       <w:szCs w:val="18"/>
                                     </w:rPr>
-                                    <w:t>probado por</w:t>
-                                  </w:r>
+                                  </w:pPr>
                                   <w:r>
                                     <w:rPr>
                                       <w:rFonts w:ascii="Arial" w:hAnsi="Arial" w:cs="Arial"/>
                                       <w:sz w:val="18"/>
                                       <w:szCs w:val="18"/>
                                     </w:rPr>
-                                    <w:t>:</w:t>
+                                    <w:t>APROBADO</w:t>
+                                  </w:r>
+                                  <w:r>
+                                    <w:rPr>
+                                      <w:rFonts w:ascii="Arial" w:hAnsi="Arial" w:cs="Arial"/>
+                                      <w:spacing w:val="-5"/>
+                                      <w:sz w:val="18"/>
+                                      <w:szCs w:val="18"/>
+                                    </w:rPr>
+                                    <w:t xml:space="preserve"> </w:t>
+                                  </w:r>
+                                  <w:r>
+                                    <w:rPr>
+                                      <w:rFonts w:ascii="Arial" w:hAnsi="Arial" w:cs="Arial"/>
+                                      <w:sz w:val="18"/>
+                                      <w:szCs w:val="18"/>
+                                    </w:rPr>
+                                    <w:t>POR:</w:t>
                                   </w:r>
                                 </w:p>
                               </w:tc>
@@ -243,25 +255,7 @@
                                       <w:sz w:val="18"/>
                                       <w:szCs w:val="18"/>
                                     </w:rPr>
-                                    <w:t>N</w:t>
-                                  </w:r>
-                                  <w:r>
-                                    <w:rPr>
-                                      <w:rFonts w:ascii="Arial" w:hAnsi="Arial" w:cs="Arial"/>
-                                      <w:b/>
-                                      <w:sz w:val="18"/>
-                                      <w:szCs w:val="18"/>
-                                    </w:rPr>
-                                    <w:t>ombre</w:t>
-                                  </w:r>
-                                  <w:r>
-                                    <w:rPr>
-                                      <w:rFonts w:ascii="Arial" w:hAnsi="Arial" w:cs="Arial"/>
-                                      <w:b/>
-                                      <w:sz w:val="18"/>
-                                      <w:szCs w:val="18"/>
-                                    </w:rPr>
-                                    <w:t>:</w:t>
+                                    <w:t>NOMBRE:</w:t>
                                   </w:r>
                                   <w:r>
                                     <w:rPr>
@@ -281,7 +275,7 @@
                                       <w:sz w:val="18"/>
                                       <w:szCs w:val="18"/>
                                     </w:rPr>
-                                    <w:t>{{</w:t>
+                                    <w:t>{</w:t>
                                   </w:r>
                                   <w:proofErr w:type="spellStart"/>
                                   <w:r>
@@ -303,7 +297,7 @@
                                       <w:sz w:val="18"/>
                                       <w:szCs w:val="18"/>
                                     </w:rPr>
-                                    <w:t>}}</w:t>
+                                    <w:t>}</w:t>
                                   </w:r>
                                 </w:p>
                               </w:tc>
@@ -318,6 +312,7 @@
                                     <w:ind w:left="81"/>
                                     <w:rPr>
                                       <w:rFonts w:ascii="Arial" w:hAnsi="Arial" w:cs="Arial"/>
+                                      <w:b/>
                                       <w:sz w:val="18"/>
                                       <w:szCs w:val="18"/>
                                     </w:rPr>
@@ -329,16 +324,7 @@
                                       <w:sz w:val="18"/>
                                       <w:szCs w:val="18"/>
                                     </w:rPr>
-                                    <w:t>Nombre</w:t>
-                                  </w:r>
-                                  <w:r>
-                                    <w:rPr>
-                                      <w:rFonts w:ascii="Arial" w:hAnsi="Arial" w:cs="Arial"/>
-                                      <w:b/>
-                                      <w:sz w:val="18"/>
-                                      <w:szCs w:val="18"/>
-                                    </w:rPr>
-                                    <w:t>:</w:t>
+                                    <w:t>NOMBRE:</w:t>
                                   </w:r>
                                   <w:r>
                                     <w:rPr>
@@ -350,7 +336,6 @@
                                     </w:rPr>
                                     <w:t xml:space="preserve"> </w:t>
                                   </w:r>
-                                  <w:proofErr w:type="spellStart"/>
                                   <w:r>
                                     <w:rPr>
                                       <w:rFonts w:ascii="Arial" w:hAnsi="Arial" w:cs="Arial"/>
@@ -359,9 +344,34 @@
                                       <w:sz w:val="18"/>
                                       <w:szCs w:val="18"/>
                                     </w:rPr>
-                                    <w:t>Msc</w:t>
+                                    <w:t>Alex León Tito</w:t>
                                   </w:r>
-                                  <w:proofErr w:type="spellEnd"/>
+                                </w:p>
+                              </w:tc>
+                              <w:tc>
+                                <w:tcPr>
+                                  <w:tcW w:w="3406" w:type="dxa"/>
+                                </w:tcPr>
+                                <w:p>
+                                  <w:pPr>
+                                    <w:pStyle w:val="TableParagraph"/>
+                                    <w:spacing w:before="40"/>
+                                    <w:ind w:left="81"/>
+                                    <w:rPr>
+                                      <w:rFonts w:ascii="Arial" w:hAnsi="Arial" w:cs="Arial"/>
+                                      <w:sz w:val="18"/>
+                                      <w:szCs w:val="18"/>
+                                    </w:rPr>
+                                  </w:pPr>
+                                  <w:r>
+                                    <w:rPr>
+                                      <w:rFonts w:ascii="Arial" w:hAnsi="Arial" w:cs="Arial"/>
+                                      <w:b/>
+                                      <w:sz w:val="18"/>
+                                      <w:szCs w:val="18"/>
+                                    </w:rPr>
+                                    <w:t>NOMBRE:</w:t>
+                                  </w:r>
                                   <w:r>
                                     <w:rPr>
                                       <w:rFonts w:ascii="Arial" w:hAnsi="Arial" w:cs="Arial"/>
@@ -370,8 +380,9 @@
                                       <w:sz w:val="18"/>
                                       <w:szCs w:val="18"/>
                                     </w:rPr>
-                                    <w:t>. Jefferson Villa</w:t>
+                                    <w:t xml:space="preserve"> </w:t>
                                   </w:r>
+                                  <w:proofErr w:type="spellStart"/>
                                   <w:r>
                                     <w:rPr>
                                       <w:rFonts w:ascii="Arial" w:hAnsi="Arial" w:cs="Arial"/>
@@ -380,8 +391,9 @@
                                       <w:sz w:val="18"/>
                                       <w:szCs w:val="18"/>
                                     </w:rPr>
-                                    <w:t>r</w:t>
+                                    <w:t>Msc</w:t>
                                   </w:r>
+                                  <w:proofErr w:type="spellEnd"/>
                                   <w:r>
                                     <w:rPr>
                                       <w:rFonts w:ascii="Arial" w:hAnsi="Arial" w:cs="Arial"/>
@@ -390,7 +402,7 @@
                                       <w:sz w:val="18"/>
                                       <w:szCs w:val="18"/>
                                     </w:rPr>
-                                    <w:t>real</w:t>
+                                    <w:t>. Jefferson Villarreal</w:t>
                                   </w:r>
                                 </w:p>
                               </w:tc>
@@ -424,25 +436,7 @@
                                       <w:sz w:val="18"/>
                                       <w:szCs w:val="18"/>
                                     </w:rPr>
-                                    <w:t>C</w:t>
-                                  </w:r>
-                                  <w:r>
-                                    <w:rPr>
-                                      <w:rFonts w:ascii="Arial" w:hAnsi="Arial" w:cs="Arial"/>
-                                      <w:b/>
-                                      <w:sz w:val="18"/>
-                                      <w:szCs w:val="18"/>
-                                    </w:rPr>
-                                    <w:t>argo</w:t>
-                                  </w:r>
-                                  <w:r>
-                                    <w:rPr>
-                                      <w:rFonts w:ascii="Arial" w:hAnsi="Arial" w:cs="Arial"/>
-                                      <w:b/>
-                                      <w:sz w:val="18"/>
-                                      <w:szCs w:val="18"/>
-                                    </w:rPr>
-                                    <w:t>:</w:t>
+                                    <w:t>CARGO:</w:t>
                                   </w:r>
                                   <w:r>
                                     <w:rPr>
@@ -502,7 +496,7 @@
                                       <w:sz w:val="18"/>
                                       <w:szCs w:val="18"/>
                                     </w:rPr>
-                                    <w:t>C</w:t>
+                                    <w:t>CARGO:</w:t>
                                   </w:r>
                                   <w:r>
                                     <w:rPr>
@@ -511,17 +505,35 @@
                                       <w:sz w:val="18"/>
                                       <w:szCs w:val="18"/>
                                     </w:rPr>
-                                    <w:t>argo</w:t>
+                                    <w:t xml:space="preserve"> </w:t>
                                   </w:r>
                                   <w:r>
+                                    <w:rPr>
+                                      <w:rFonts w:ascii="Arial"/>
+                                      <w:b/>
+                                      <w:spacing w:val="-2"/>
+                                      <w:sz w:val="18"/>
+                                    </w:rPr>
+                                    <w:t>Vicerrector</w:t>
+                                  </w:r>
+                                </w:p>
+                              </w:tc>
+                              <w:tc>
+                                <w:tcPr>
+                                  <w:tcW w:w="3406" w:type="dxa"/>
+                                </w:tcPr>
+                                <w:p>
+                                  <w:pPr>
+                                    <w:pStyle w:val="TableParagraph"/>
+                                    <w:spacing w:line="184" w:lineRule="exact"/>
+                                    <w:ind w:left="81" w:right="201"/>
                                     <w:rPr>
                                       <w:rFonts w:ascii="Arial" w:hAnsi="Arial" w:cs="Arial"/>
                                       <w:b/>
                                       <w:sz w:val="18"/>
                                       <w:szCs w:val="18"/>
                                     </w:rPr>
-                                    <w:t>:</w:t>
-                                  </w:r>
+                                  </w:pPr>
                                   <w:r>
                                     <w:rPr>
                                       <w:rFonts w:ascii="Arial" w:hAnsi="Arial" w:cs="Arial"/>
@@ -529,6 +541,15 @@
                                       <w:sz w:val="18"/>
                                       <w:szCs w:val="18"/>
                                     </w:rPr>
+                                    <w:t>CARGO:</w:t>
+                                  </w:r>
+                                  <w:r>
+                                    <w:rPr>
+                                      <w:rFonts w:ascii="Arial" w:hAnsi="Arial" w:cs="Arial"/>
+                                      <w:b/>
+                                      <w:sz w:val="18"/>
+                                      <w:szCs w:val="18"/>
+                                    </w:rPr>
                                     <w:t xml:space="preserve"> </w:t>
                                   </w:r>
                                   <w:r>
@@ -538,23 +559,13 @@
                                       <w:spacing w:val="-2"/>
                                       <w:sz w:val="18"/>
                                     </w:rPr>
-                                    <w:t xml:space="preserve">Gestor de Procesos </w:t>
+                                    <w:t>Gestor de Carreras</w:t>
                                   </w:r>
-                                  <w:proofErr w:type="spellStart"/>
-                                  <w:r>
-                                    <w:rPr>
-                                      <w:rFonts w:ascii="Arial"/>
-                                      <w:b/>
-                                      <w:spacing w:val="-2"/>
-                                      <w:sz w:val="18"/>
-                                    </w:rPr>
-                                    <w:t>Academicos</w:t>
-                                  </w:r>
-                                  <w:proofErr w:type="spellEnd"/>
                                 </w:p>
                               </w:tc>
                             </w:tr>
                             <w:bookmarkEnd w:id="0"/>
+                            <w:bookmarkEnd w:id="1"/>
                           </w:tbl>
                           <w:p/>
                         </w:txbxContent>
@@ -589,7 +600,7 @@
                     <w:tbl>
                       <w:tblPr>
                         <w:tblStyle w:val="TableNormal"/>
-                        <w:tblW w:w="6813" w:type="dxa"/>
+                        <w:tblW w:w="10219" w:type="dxa"/>
                         <w:jc w:val="center"/>
                         <w:tblBorders>
                           <w:top w:val="single" w:sz="4" w:space="0" w:color="000000"/>
@@ -604,6 +615,7 @@
                       </w:tblPr>
                       <w:tblGrid>
                         <w:gridCol w:w="3407"/>
+                        <w:gridCol w:w="3406"/>
                         <w:gridCol w:w="3406"/>
                       </w:tblGrid>
                       <w:tr>
@@ -626,22 +638,15 @@
                                 <w:szCs w:val="18"/>
                               </w:rPr>
                             </w:pPr>
-                            <w:bookmarkStart w:id="1" w:name="_Hlk168652179"/>
+                            <w:bookmarkStart w:id="2" w:name="_Hlk168652179"/>
+                            <w:bookmarkStart w:id="3" w:name="_GoBack"/>
                             <w:r>
                               <w:rPr>
                                 <w:rFonts w:ascii="Arial" w:hAnsi="Arial" w:cs="Arial"/>
                                 <w:sz w:val="18"/>
                                 <w:szCs w:val="18"/>
                               </w:rPr>
-                              <w:t>E</w:t>
-                            </w:r>
-                            <w:r>
-                              <w:rPr>
-                                <w:rFonts w:ascii="Arial" w:hAnsi="Arial" w:cs="Arial"/>
-                                <w:sz w:val="18"/>
-                                <w:szCs w:val="18"/>
-                              </w:rPr>
-                              <w:t>laborado</w:t>
+                              <w:t>ELABORADO</w:t>
                             </w:r>
                             <w:r>
                               <w:rPr>
@@ -658,15 +663,7 @@
                                 <w:sz w:val="18"/>
                                 <w:szCs w:val="18"/>
                               </w:rPr>
-                              <w:t>por</w:t>
-                            </w:r>
-                            <w:r>
-                              <w:rPr>
-                                <w:rFonts w:ascii="Arial" w:hAnsi="Arial" w:cs="Arial"/>
-                                <w:sz w:val="18"/>
-                                <w:szCs w:val="18"/>
-                              </w:rPr>
-                              <w:t>:</w:t>
+                              <w:t>POR:</w:t>
                             </w:r>
                           </w:p>
                           <w:p>
@@ -716,23 +713,49 @@
                                 <w:sz w:val="18"/>
                                 <w:szCs w:val="18"/>
                               </w:rPr>
-                              <w:t>A</w:t>
+                              <w:t>Revisado Por:</w:t>
                             </w:r>
-                            <w:r>
+                          </w:p>
+                        </w:tc>
+                        <w:tc>
+                          <w:tcPr>
+                            <w:tcW w:w="3406" w:type="dxa"/>
+                          </w:tcPr>
+                          <w:p>
+                            <w:pPr>
+                              <w:pStyle w:val="TableParagraph"/>
+                              <w:spacing w:before="1"/>
+                              <w:ind w:left="705"/>
                               <w:rPr>
                                 <w:rFonts w:ascii="Arial" w:hAnsi="Arial" w:cs="Arial"/>
                                 <w:sz w:val="18"/>
                                 <w:szCs w:val="18"/>
                               </w:rPr>
-                              <w:t>probado por</w:t>
-                            </w:r>
+                            </w:pPr>
                             <w:r>
                               <w:rPr>
                                 <w:rFonts w:ascii="Arial" w:hAnsi="Arial" w:cs="Arial"/>
                                 <w:sz w:val="18"/>
                                 <w:szCs w:val="18"/>
                               </w:rPr>
-                              <w:t>:</w:t>
+                              <w:t>APROBADO</w:t>
+                            </w:r>
+                            <w:r>
+                              <w:rPr>
+                                <w:rFonts w:ascii="Arial" w:hAnsi="Arial" w:cs="Arial"/>
+                                <w:spacing w:val="-5"/>
+                                <w:sz w:val="18"/>
+                                <w:szCs w:val="18"/>
+                              </w:rPr>
+                              <w:t xml:space="preserve"> </w:t>
+                            </w:r>
+                            <w:r>
+                              <w:rPr>
+                                <w:rFonts w:ascii="Arial" w:hAnsi="Arial" w:cs="Arial"/>
+                                <w:sz w:val="18"/>
+                                <w:szCs w:val="18"/>
+                              </w:rPr>
+                              <w:t>POR:</w:t>
                             </w:r>
                           </w:p>
                         </w:tc>
@@ -764,25 +787,7 @@
                                 <w:sz w:val="18"/>
                                 <w:szCs w:val="18"/>
                               </w:rPr>
-                              <w:t>N</w:t>
-                            </w:r>
-                            <w:r>
-                              <w:rPr>
-                                <w:rFonts w:ascii="Arial" w:hAnsi="Arial" w:cs="Arial"/>
-                                <w:b/>
-                                <w:sz w:val="18"/>
-                                <w:szCs w:val="18"/>
-                              </w:rPr>
-                              <w:t>ombre</w:t>
-                            </w:r>
-                            <w:r>
-                              <w:rPr>
-                                <w:rFonts w:ascii="Arial" w:hAnsi="Arial" w:cs="Arial"/>
-                                <w:b/>
-                                <w:sz w:val="18"/>
-                                <w:szCs w:val="18"/>
-                              </w:rPr>
-                              <w:t>:</w:t>
+                              <w:t>NOMBRE:</w:t>
                             </w:r>
                             <w:r>
                               <w:rPr>
@@ -802,7 +807,7 @@
                                 <w:sz w:val="18"/>
                                 <w:szCs w:val="18"/>
                               </w:rPr>
-                              <w:t>{{</w:t>
+                              <w:t>{</w:t>
                             </w:r>
                             <w:proofErr w:type="spellStart"/>
                             <w:r>
@@ -824,7 +829,7 @@
                                 <w:sz w:val="18"/>
                                 <w:szCs w:val="18"/>
                               </w:rPr>
-                              <w:t>}}</w:t>
+                              <w:t>}</w:t>
                             </w:r>
                           </w:p>
                         </w:tc>
@@ -839,6 +844,7 @@
                               <w:ind w:left="81"/>
                               <w:rPr>
                                 <w:rFonts w:ascii="Arial" w:hAnsi="Arial" w:cs="Arial"/>
+                                <w:b/>
                                 <w:sz w:val="18"/>
                                 <w:szCs w:val="18"/>
                               </w:rPr>
@@ -850,16 +856,7 @@
                                 <w:sz w:val="18"/>
                                 <w:szCs w:val="18"/>
                               </w:rPr>
-                              <w:t>Nombre</w:t>
-                            </w:r>
-                            <w:r>
-                              <w:rPr>
-                                <w:rFonts w:ascii="Arial" w:hAnsi="Arial" w:cs="Arial"/>
-                                <w:b/>
-                                <w:sz w:val="18"/>
-                                <w:szCs w:val="18"/>
-                              </w:rPr>
-                              <w:t>:</w:t>
+                              <w:t>NOMBRE:</w:t>
                             </w:r>
                             <w:r>
                               <w:rPr>
@@ -871,7 +868,6 @@
                               </w:rPr>
                               <w:t xml:space="preserve"> </w:t>
                             </w:r>
-                            <w:proofErr w:type="spellStart"/>
                             <w:r>
                               <w:rPr>
                                 <w:rFonts w:ascii="Arial" w:hAnsi="Arial" w:cs="Arial"/>
@@ -880,9 +876,34 @@
                                 <w:sz w:val="18"/>
                                 <w:szCs w:val="18"/>
                               </w:rPr>
-                              <w:t>Msc</w:t>
+                              <w:t>Alex León Tito</w:t>
                             </w:r>
-                            <w:proofErr w:type="spellEnd"/>
+                          </w:p>
+                        </w:tc>
+                        <w:tc>
+                          <w:tcPr>
+                            <w:tcW w:w="3406" w:type="dxa"/>
+                          </w:tcPr>
+                          <w:p>
+                            <w:pPr>
+                              <w:pStyle w:val="TableParagraph"/>
+                              <w:spacing w:before="40"/>
+                              <w:ind w:left="81"/>
+                              <w:rPr>
+                                <w:rFonts w:ascii="Arial" w:hAnsi="Arial" w:cs="Arial"/>
+                                <w:sz w:val="18"/>
+                                <w:szCs w:val="18"/>
+                              </w:rPr>
+                            </w:pPr>
+                            <w:r>
+                              <w:rPr>
+                                <w:rFonts w:ascii="Arial" w:hAnsi="Arial" w:cs="Arial"/>
+                                <w:b/>
+                                <w:sz w:val="18"/>
+                                <w:szCs w:val="18"/>
+                              </w:rPr>
+                              <w:t>NOMBRE:</w:t>
+                            </w:r>
                             <w:r>
                               <w:rPr>
                                 <w:rFonts w:ascii="Arial" w:hAnsi="Arial" w:cs="Arial"/>
@@ -891,8 +912,9 @@
                                 <w:sz w:val="18"/>
                                 <w:szCs w:val="18"/>
                               </w:rPr>
-                              <w:t>. Jefferson Villa</w:t>
+                              <w:t xml:space="preserve"> </w:t>
                             </w:r>
+                            <w:proofErr w:type="spellStart"/>
                             <w:r>
                               <w:rPr>
                                 <w:rFonts w:ascii="Arial" w:hAnsi="Arial" w:cs="Arial"/>
@@ -901,8 +923,9 @@
                                 <w:sz w:val="18"/>
                                 <w:szCs w:val="18"/>
                               </w:rPr>
-                              <w:t>r</w:t>
+                              <w:t>Msc</w:t>
                             </w:r>
+                            <w:proofErr w:type="spellEnd"/>
                             <w:r>
                               <w:rPr>
                                 <w:rFonts w:ascii="Arial" w:hAnsi="Arial" w:cs="Arial"/>
@@ -911,7 +934,7 @@
                                 <w:sz w:val="18"/>
                                 <w:szCs w:val="18"/>
                               </w:rPr>
-                              <w:t>real</w:t>
+                              <w:t>. Jefferson Villarreal</w:t>
                             </w:r>
                           </w:p>
                         </w:tc>
@@ -945,25 +968,7 @@
                                 <w:sz w:val="18"/>
                                 <w:szCs w:val="18"/>
                               </w:rPr>
-                              <w:t>C</w:t>
-                            </w:r>
-                            <w:r>
-                              <w:rPr>
-                                <w:rFonts w:ascii="Arial" w:hAnsi="Arial" w:cs="Arial"/>
-                                <w:b/>
-                                <w:sz w:val="18"/>
-                                <w:szCs w:val="18"/>
-                              </w:rPr>
-                              <w:t>argo</w:t>
-                            </w:r>
-                            <w:r>
-                              <w:rPr>
-                                <w:rFonts w:ascii="Arial" w:hAnsi="Arial" w:cs="Arial"/>
-                                <w:b/>
-                                <w:sz w:val="18"/>
-                                <w:szCs w:val="18"/>
-                              </w:rPr>
-                              <w:t>:</w:t>
+                              <w:t>CARGO:</w:t>
                             </w:r>
                             <w:r>
                               <w:rPr>
@@ -1023,7 +1028,7 @@
                                 <w:sz w:val="18"/>
                                 <w:szCs w:val="18"/>
                               </w:rPr>
-                              <w:t>C</w:t>
+                              <w:t>CARGO:</w:t>
                             </w:r>
                             <w:r>
                               <w:rPr>
@@ -1032,17 +1037,35 @@
                                 <w:sz w:val="18"/>
                                 <w:szCs w:val="18"/>
                               </w:rPr>
-                              <w:t>argo</w:t>
+                              <w:t xml:space="preserve"> </w:t>
                             </w:r>
                             <w:r>
+                              <w:rPr>
+                                <w:rFonts w:ascii="Arial"/>
+                                <w:b/>
+                                <w:spacing w:val="-2"/>
+                                <w:sz w:val="18"/>
+                              </w:rPr>
+                              <w:t>Vicerrector</w:t>
+                            </w:r>
+                          </w:p>
+                        </w:tc>
+                        <w:tc>
+                          <w:tcPr>
+                            <w:tcW w:w="3406" w:type="dxa"/>
+                          </w:tcPr>
+                          <w:p>
+                            <w:pPr>
+                              <w:pStyle w:val="TableParagraph"/>
+                              <w:spacing w:line="184" w:lineRule="exact"/>
+                              <w:ind w:left="81" w:right="201"/>
                               <w:rPr>
                                 <w:rFonts w:ascii="Arial" w:hAnsi="Arial" w:cs="Arial"/>
                                 <w:b/>
                                 <w:sz w:val="18"/>
                                 <w:szCs w:val="18"/>
                               </w:rPr>
-                              <w:t>:</w:t>
-                            </w:r>
+                            </w:pPr>
                             <w:r>
                               <w:rPr>
                                 <w:rFonts w:ascii="Arial" w:hAnsi="Arial" w:cs="Arial"/>
@@ -1050,6 +1073,15 @@
                                 <w:sz w:val="18"/>
                                 <w:szCs w:val="18"/>
                               </w:rPr>
+                              <w:t>CARGO:</w:t>
+                            </w:r>
+                            <w:r>
+                              <w:rPr>
+                                <w:rFonts w:ascii="Arial" w:hAnsi="Arial" w:cs="Arial"/>
+                                <w:b/>
+                                <w:sz w:val="18"/>
+                                <w:szCs w:val="18"/>
+                              </w:rPr>
                               <w:t xml:space="preserve"> </w:t>
                             </w:r>
                             <w:r>
@@ -1059,23 +1091,13 @@
                                 <w:spacing w:val="-2"/>
                                 <w:sz w:val="18"/>
                               </w:rPr>
-                              <w:t xml:space="preserve">Gestor de Procesos </w:t>
+                              <w:t>Gestor de Carreras</w:t>
                             </w:r>
-                            <w:proofErr w:type="spellStart"/>
-                            <w:r>
-                              <w:rPr>
-                                <w:rFonts w:ascii="Arial"/>
-                                <w:b/>
-                                <w:spacing w:val="-2"/>
-                                <w:sz w:val="18"/>
-                              </w:rPr>
-                              <w:t>Academicos</w:t>
-                            </w:r>
-                            <w:proofErr w:type="spellEnd"/>
                           </w:p>
                         </w:tc>
                       </w:tr>
-                      <w:bookmarkEnd w:id="1"/>
+                      <w:bookmarkEnd w:id="2"/>
+                      <w:bookmarkEnd w:id="3"/>
                     </w:tbl>
                     <w:p/>
                   </w:txbxContent>
@@ -1273,91 +1295,7 @@
                                       <w:sz w:val="19"/>
                                       <w:szCs w:val="19"/>
                                     </w:rPr>
-                                    <w:t>U</w:t>
-                                  </w:r>
-                                  <w:r>
-                                    <w:rPr>
-                                      <w:sz w:val="19"/>
-                                      <w:szCs w:val="19"/>
-                                    </w:rPr>
-                                    <w:t>nidad</w:t>
-                                  </w:r>
-                                  <w:r>
-                                    <w:rPr>
-                                      <w:sz w:val="19"/>
-                                      <w:szCs w:val="19"/>
-                                    </w:rPr>
-                                    <w:t xml:space="preserve"> </w:t>
-                                  </w:r>
-                                  <w:r>
-                                    <w:rPr>
-                                      <w:sz w:val="19"/>
-                                      <w:szCs w:val="19"/>
-                                    </w:rPr>
-                                    <w:t>de</w:t>
-                                  </w:r>
-                                  <w:r>
-                                    <w:rPr>
-                                      <w:sz w:val="19"/>
-                                      <w:szCs w:val="19"/>
-                                    </w:rPr>
-                                    <w:t xml:space="preserve"> G</w:t>
-                                  </w:r>
-                                  <w:r>
-                                    <w:rPr>
-                                      <w:sz w:val="19"/>
-                                      <w:szCs w:val="19"/>
-                                    </w:rPr>
-                                    <w:t>estión</w:t>
-                                  </w:r>
-                                  <w:r>
-                                    <w:rPr>
-                                      <w:sz w:val="19"/>
-                                      <w:szCs w:val="19"/>
-                                    </w:rPr>
-                                    <w:t xml:space="preserve"> </w:t>
-                                  </w:r>
-                                  <w:r>
-                                    <w:rPr>
-                                      <w:sz w:val="19"/>
-                                      <w:szCs w:val="19"/>
-                                    </w:rPr>
-                                    <w:t>de</w:t>
-                                  </w:r>
-                                  <w:r>
-                                    <w:rPr>
-                                      <w:sz w:val="19"/>
-                                      <w:szCs w:val="19"/>
-                                    </w:rPr>
-                                    <w:t xml:space="preserve"> P</w:t>
-                                  </w:r>
-                                  <w:r>
-                                    <w:rPr>
-                                      <w:sz w:val="19"/>
-                                      <w:szCs w:val="19"/>
-                                    </w:rPr>
-                                    <w:t>rocesos</w:t>
-                                  </w:r>
-                                  <w:r>
-                                    <w:rPr>
-                                      <w:sz w:val="19"/>
-                                      <w:szCs w:val="19"/>
-                                    </w:rPr>
-                                    <w:t xml:space="preserve"> </w:t>
-                                  </w:r>
-                                  <w:r>
-                                    <w:rPr>
-                                      <w:sz w:val="19"/>
-                                      <w:szCs w:val="19"/>
-                                    </w:rPr>
-                                    <w:t>A</w:t>
-                                  </w:r>
-                                  <w:r>
-                                    <w:rPr>
-                                      <w:sz w:val="19"/>
-                                      <w:szCs w:val="19"/>
-                                    </w:rPr>
-                                    <w:t>cadémicos</w:t>
+                                    <w:t>UNIDAD DE GESTIÓN DE PROCESOS ACADÉMICOS</w:t>
                                   </w:r>
                                 </w:p>
                               </w:tc>
@@ -1402,7 +1340,7 @@
                                       <w:sz w:val="19"/>
                                       <w:szCs w:val="19"/>
                                     </w:rPr>
-                                    <w:t>{{</w:t>
+                                    <w:t>{</w:t>
                                   </w:r>
                                   <w:proofErr w:type="spellStart"/>
                                   <w:r>
@@ -1418,7 +1356,7 @@
                                       <w:sz w:val="19"/>
                                       <w:szCs w:val="19"/>
                                     </w:rPr>
-                                    <w:t>}}</w:t>
+                                    <w:t>}</w:t>
                                   </w:r>
                                 </w:p>
                                 <w:p>
@@ -1509,18 +1447,16 @@
                                     </w:rPr>
                                     <w:t xml:space="preserve">Docente: </w:t>
                                   </w:r>
-                                </w:p>
-                                <w:p>
-                                  <w:pPr>
-                                    <w:spacing w:line="276" w:lineRule="auto"/>
-                                    <w:jc w:val="center"/>
+                                  <w:r>
                                     <w:rPr>
                                       <w:b/>
                                       <w:color w:val="000000"/>
                                       <w:sz w:val="19"/>
                                       <w:szCs w:val="19"/>
                                     </w:rPr>
-                                  </w:pPr>
+                                    <w:t>{</w:t>
+                                  </w:r>
+                                  <w:proofErr w:type="spellStart"/>
                                   <w:r>
                                     <w:rPr>
                                       <w:b/>
@@ -1528,9 +1464,9 @@
                                       <w:sz w:val="19"/>
                                       <w:szCs w:val="19"/>
                                     </w:rPr>
-                                    <w:t>{{</w:t>
+                                    <w:t>NombresC</w:t>
                                   </w:r>
-                                  <w:proofErr w:type="spellStart"/>
+                                  <w:proofErr w:type="spellEnd"/>
                                   <w:r>
                                     <w:rPr>
                                       <w:b/>
@@ -1538,17 +1474,7 @@
                                       <w:sz w:val="19"/>
                                       <w:szCs w:val="19"/>
                                     </w:rPr>
-                                    <w:t>NombresC</w:t>
-                                  </w:r>
-                                  <w:proofErr w:type="spellEnd"/>
-                                  <w:r>
-                                    <w:rPr>
-                                      <w:b/>
-                                      <w:color w:val="000000"/>
-                                      <w:sz w:val="19"/>
-                                      <w:szCs w:val="19"/>
-                                    </w:rPr>
-                                    <w:t>}}</w:t>
+                                    <w:t>}</w:t>
                                   </w:r>
                                 </w:p>
                                 <w:p>
@@ -1578,7 +1504,7 @@
                                       <w:sz w:val="19"/>
                                       <w:szCs w:val="19"/>
                                     </w:rPr>
-                                    <w:t>{{Carrera1}}</w:t>
+                                    <w:t>{Carrera1}</w:t>
                                   </w:r>
                                 </w:p>
                                 <w:p>
@@ -1609,7 +1535,7 @@
                                       <w:sz w:val="19"/>
                                       <w:szCs w:val="19"/>
                                     </w:rPr>
-                                    <w:t>{{</w:t>
+                                    <w:t>{</w:t>
                                   </w:r>
                                   <w:proofErr w:type="spellStart"/>
                                   <w:r>
@@ -1629,7 +1555,7 @@
                                       <w:sz w:val="19"/>
                                       <w:szCs w:val="19"/>
                                     </w:rPr>
-                                    <w:t>}}</w:t>
+                                    <w:t>}</w:t>
                                   </w:r>
                                 </w:p>
                               </w:tc>
@@ -1817,91 +1743,7 @@
                                 <w:sz w:val="19"/>
                                 <w:szCs w:val="19"/>
                               </w:rPr>
-                              <w:t>U</w:t>
-                            </w:r>
-                            <w:r>
-                              <w:rPr>
-                                <w:sz w:val="19"/>
-                                <w:szCs w:val="19"/>
-                              </w:rPr>
-                              <w:t>nidad</w:t>
-                            </w:r>
-                            <w:r>
-                              <w:rPr>
-                                <w:sz w:val="19"/>
-                                <w:szCs w:val="19"/>
-                              </w:rPr>
-                              <w:t xml:space="preserve"> </w:t>
-                            </w:r>
-                            <w:r>
-                              <w:rPr>
-                                <w:sz w:val="19"/>
-                                <w:szCs w:val="19"/>
-                              </w:rPr>
-                              <w:t>de</w:t>
-                            </w:r>
-                            <w:r>
-                              <w:rPr>
-                                <w:sz w:val="19"/>
-                                <w:szCs w:val="19"/>
-                              </w:rPr>
-                              <w:t xml:space="preserve"> G</w:t>
-                            </w:r>
-                            <w:r>
-                              <w:rPr>
-                                <w:sz w:val="19"/>
-                                <w:szCs w:val="19"/>
-                              </w:rPr>
-                              <w:t>estión</w:t>
-                            </w:r>
-                            <w:r>
-                              <w:rPr>
-                                <w:sz w:val="19"/>
-                                <w:szCs w:val="19"/>
-                              </w:rPr>
-                              <w:t xml:space="preserve"> </w:t>
-                            </w:r>
-                            <w:r>
-                              <w:rPr>
-                                <w:sz w:val="19"/>
-                                <w:szCs w:val="19"/>
-                              </w:rPr>
-                              <w:t>de</w:t>
-                            </w:r>
-                            <w:r>
-                              <w:rPr>
-                                <w:sz w:val="19"/>
-                                <w:szCs w:val="19"/>
-                              </w:rPr>
-                              <w:t xml:space="preserve"> P</w:t>
-                            </w:r>
-                            <w:r>
-                              <w:rPr>
-                                <w:sz w:val="19"/>
-                                <w:szCs w:val="19"/>
-                              </w:rPr>
-                              <w:t>rocesos</w:t>
-                            </w:r>
-                            <w:r>
-                              <w:rPr>
-                                <w:sz w:val="19"/>
-                                <w:szCs w:val="19"/>
-                              </w:rPr>
-                              <w:t xml:space="preserve"> </w:t>
-                            </w:r>
-                            <w:r>
-                              <w:rPr>
-                                <w:sz w:val="19"/>
-                                <w:szCs w:val="19"/>
-                              </w:rPr>
-                              <w:t>A</w:t>
-                            </w:r>
-                            <w:r>
-                              <w:rPr>
-                                <w:sz w:val="19"/>
-                                <w:szCs w:val="19"/>
-                              </w:rPr>
-                              <w:t>cadémicos</w:t>
+                              <w:t>UNIDAD DE GESTIÓN DE PROCESOS ACADÉMICOS</w:t>
                             </w:r>
                           </w:p>
                         </w:tc>
@@ -1946,7 +1788,7 @@
                                 <w:sz w:val="19"/>
                                 <w:szCs w:val="19"/>
                               </w:rPr>
-                              <w:t>{{</w:t>
+                              <w:t>{</w:t>
                             </w:r>
                             <w:proofErr w:type="spellStart"/>
                             <w:r>
@@ -1962,7 +1804,7 @@
                                 <w:sz w:val="19"/>
                                 <w:szCs w:val="19"/>
                               </w:rPr>
-                              <w:t>}}</w:t>
+                              <w:t>}</w:t>
                             </w:r>
                           </w:p>
                           <w:p>
@@ -2053,18 +1895,16 @@
                               </w:rPr>
                               <w:t xml:space="preserve">Docente: </w:t>
                             </w:r>
-                          </w:p>
-                          <w:p>
-                            <w:pPr>
-                              <w:spacing w:line="276" w:lineRule="auto"/>
-                              <w:jc w:val="center"/>
+                            <w:r>
                               <w:rPr>
                                 <w:b/>
                                 <w:color w:val="000000"/>
                                 <w:sz w:val="19"/>
                                 <w:szCs w:val="19"/>
                               </w:rPr>
-                            </w:pPr>
+                              <w:t>{</w:t>
+                            </w:r>
+                            <w:proofErr w:type="spellStart"/>
                             <w:r>
                               <w:rPr>
                                 <w:b/>
@@ -2072,9 +1912,9 @@
                                 <w:sz w:val="19"/>
                                 <w:szCs w:val="19"/>
                               </w:rPr>
-                              <w:t>{{</w:t>
+                              <w:t>NombresC</w:t>
                             </w:r>
-                            <w:proofErr w:type="spellStart"/>
+                            <w:proofErr w:type="spellEnd"/>
                             <w:r>
                               <w:rPr>
                                 <w:b/>
@@ -2082,17 +1922,7 @@
                                 <w:sz w:val="19"/>
                                 <w:szCs w:val="19"/>
                               </w:rPr>
-                              <w:t>NombresC</w:t>
-                            </w:r>
-                            <w:proofErr w:type="spellEnd"/>
-                            <w:r>
-                              <w:rPr>
-                                <w:b/>
-                                <w:color w:val="000000"/>
-                                <w:sz w:val="19"/>
-                                <w:szCs w:val="19"/>
-                              </w:rPr>
-                              <w:t>}}</w:t>
+                              <w:t>}</w:t>
                             </w:r>
                           </w:p>
                           <w:p>
@@ -2122,7 +1952,7 @@
                                 <w:sz w:val="19"/>
                                 <w:szCs w:val="19"/>
                               </w:rPr>
-                              <w:t>{{Carrera1}}</w:t>
+                              <w:t>{Carrera1}</w:t>
                             </w:r>
                           </w:p>
                           <w:p>
@@ -2153,7 +1983,7 @@
                                 <w:sz w:val="19"/>
                                 <w:szCs w:val="19"/>
                               </w:rPr>
-                              <w:t>{{</w:t>
+                              <w:t>{</w:t>
                             </w:r>
                             <w:proofErr w:type="spellStart"/>
                             <w:r>
@@ -2173,7 +2003,7 @@
                                 <w:sz w:val="19"/>
                                 <w:szCs w:val="19"/>
                               </w:rPr>
-                              <w:t>}}</w:t>
+                              <w:t>}</w:t>
                             </w:r>
                           </w:p>
                         </w:tc>
@@ -2373,37 +2203,13 @@
         <w:pStyle w:val="Ttulo"/>
       </w:pPr>
       <w:r>
-        <w:t>A</w:t>
-      </w:r>
-      <w:r>
-        <w:t>cuerdo</w:t>
-      </w:r>
-      <w:r>
-        <w:t xml:space="preserve"> </w:t>
-      </w:r>
-      <w:r>
-        <w:t>de</w:t>
-      </w:r>
-      <w:r>
-        <w:t xml:space="preserve"> P</w:t>
-      </w:r>
-      <w:r>
-        <w:t>atrocinio</w:t>
-      </w:r>
-      <w:r>
-        <w:t xml:space="preserve"> </w:t>
+        <w:t xml:space="preserve">ACUERDO DE PATROCINIO </w:t>
       </w:r>
       <w:r>
         <w:rPr>
           <w:spacing w:val="-2"/>
         </w:rPr>
-        <w:t>I</w:t>
-      </w:r>
-      <w:r>
-        <w:rPr>
-          <w:spacing w:val="-2"/>
-        </w:rPr>
-        <w:t>nstitucional</w:t>
+        <w:t>INSTITUCIONAL</w:t>
       </w:r>
     </w:p>
     <w:p>
@@ -2424,23 +2230,7 @@
           <w:b/>
           <w:sz w:val="30"/>
         </w:rPr>
-        <w:t>D</w:t>
-      </w:r>
-      <w:r>
-        <w:rPr>
-          <w:rFonts w:ascii="Arial" w:hAnsi="Arial"/>
-          <w:b/>
-          <w:sz w:val="30"/>
-        </w:rPr>
-        <w:t>ocente</w:t>
-      </w:r>
-      <w:r>
-        <w:rPr>
-          <w:rFonts w:ascii="Arial" w:hAnsi="Arial"/>
-          <w:b/>
-          <w:sz w:val="30"/>
-        </w:rPr>
-        <w:t>:</w:t>
+        <w:t>DOCENTE:</w:t>
       </w:r>
       <w:r>
         <w:rPr>
@@ -2460,15 +2250,6 @@
         </w:rPr>
         <w:t>{</w:t>
       </w:r>
-      <w:r>
-        <w:rPr>
-          <w:rFonts w:ascii="Arial" w:hAnsi="Arial"/>
-          <w:b/>
-          <w:spacing w:val="-10"/>
-          <w:sz w:val="30"/>
-        </w:rPr>
-        <w:t>{</w:t>
-      </w:r>
       <w:proofErr w:type="spellStart"/>
       <w:r>
         <w:rPr>
@@ -2479,14 +2260,6 @@
         <w:t>NombresC</w:t>
       </w:r>
       <w:proofErr w:type="spellEnd"/>
-      <w:r>
-        <w:rPr>
-          <w:rFonts w:ascii="Arial" w:hAnsi="Arial"/>
-          <w:b/>
-          <w:sz w:val="30"/>
-        </w:rPr>
-        <w:t>}</w:t>
-      </w:r>
       <w:r>
         <w:rPr>
           <w:rFonts w:ascii="Arial" w:hAnsi="Arial"/>
@@ -2524,7 +2297,7 @@
           <w:spacing w:val="-2"/>
           <w:sz w:val="30"/>
         </w:rPr>
-        <w:t xml:space="preserve">Carrera: </w:t>
+        <w:t>{</w:t>
       </w:r>
       <w:r>
         <w:rPr>
@@ -2533,7 +2306,7 @@
           <w:spacing w:val="-2"/>
           <w:sz w:val="30"/>
         </w:rPr>
-        <w:t>{</w:t>
+        <w:t>Carrera1</w:t>
       </w:r>
       <w:r>
         <w:rPr>
@@ -2542,7 +2315,7 @@
           <w:spacing w:val="-2"/>
           <w:sz w:val="30"/>
         </w:rPr>
-        <w:t>{</w:t>
+        <w:t>}</w:t>
       </w:r>
       <w:r>
         <w:rPr>
@@ -2551,33 +2324,6 @@
           <w:spacing w:val="-2"/>
           <w:sz w:val="30"/>
         </w:rPr>
-        <w:t>Carrera1</w:t>
-      </w:r>
-      <w:r>
-        <w:rPr>
-          <w:rFonts w:ascii="Arial" w:hAnsi="Arial"/>
-          <w:b/>
-          <w:spacing w:val="-2"/>
-          <w:sz w:val="30"/>
-        </w:rPr>
-        <w:t>}</w:t>
-      </w:r>
-      <w:r>
-        <w:rPr>
-          <w:rFonts w:ascii="Arial" w:hAnsi="Arial"/>
-          <w:b/>
-          <w:spacing w:val="-2"/>
-          <w:sz w:val="30"/>
-        </w:rPr>
-        <w:t>}</w:t>
-      </w:r>
-      <w:r>
-        <w:rPr>
-          <w:rFonts w:ascii="Arial" w:hAnsi="Arial"/>
-          <w:b/>
-          <w:spacing w:val="-2"/>
-          <w:sz w:val="30"/>
-        </w:rPr>
         <w:t xml:space="preserve"> </w:t>
       </w:r>
     </w:p>
@@ -2598,7 +2344,7 @@
           <w:b/>
           <w:sz w:val="30"/>
         </w:rPr>
-        <w:t>C</w:t>
+        <w:t>CAPACITACIÓN:</w:t>
       </w:r>
       <w:r>
         <w:rPr>
@@ -2606,7 +2352,7 @@
           <w:b/>
           <w:sz w:val="30"/>
         </w:rPr>
-        <w:t>apacitación</w:t>
+        <w:t xml:space="preserve"> </w:t>
       </w:r>
       <w:r>
         <w:rPr>
@@ -2614,15 +2360,16 @@
           <w:b/>
           <w:sz w:val="30"/>
         </w:rPr>
-        <w:t>:</w:t>
-      </w:r>
+        <w:t>{</w:t>
+      </w:r>
+      <w:proofErr w:type="spellStart"/>
       <w:r>
         <w:rPr>
           <w:rFonts w:ascii="Arial" w:hAnsi="Arial"/>
           <w:b/>
           <w:sz w:val="30"/>
         </w:rPr>
-        <w:t xml:space="preserve"> </w:t>
+        <w:t>NombreC</w:t>
       </w:r>
       <w:r>
         <w:rPr>
@@ -2630,56 +2377,23 @@
           <w:b/>
           <w:sz w:val="30"/>
         </w:rPr>
-        <w:t>{</w:t>
-      </w:r>
+        <w:t>A</w:t>
+      </w:r>
+      <w:proofErr w:type="spellEnd"/>
       <w:r>
         <w:rPr>
           <w:rFonts w:ascii="Arial" w:hAnsi="Arial"/>
           <w:b/>
           <w:sz w:val="30"/>
         </w:rPr>
-        <w:t>{</w:t>
-      </w:r>
-      <w:proofErr w:type="spellStart"/>
+        <w:t>}</w:t>
+      </w:r>
       <w:r>
         <w:rPr>
           <w:rFonts w:ascii="Arial" w:hAnsi="Arial"/>
           <w:b/>
           <w:sz w:val="30"/>
         </w:rPr>
-        <w:t>NombreC</w:t>
-      </w:r>
-      <w:r>
-        <w:rPr>
-          <w:rFonts w:ascii="Arial" w:hAnsi="Arial"/>
-          <w:b/>
-          <w:sz w:val="30"/>
-        </w:rPr>
-        <w:t>A</w:t>
-      </w:r>
-      <w:proofErr w:type="spellEnd"/>
-      <w:r>
-        <w:rPr>
-          <w:rFonts w:ascii="Arial" w:hAnsi="Arial"/>
-          <w:b/>
-          <w:sz w:val="30"/>
-        </w:rPr>
-        <w:t>}</w:t>
-      </w:r>
-      <w:r>
-        <w:rPr>
-          <w:rFonts w:ascii="Arial" w:hAnsi="Arial"/>
-          <w:b/>
-          <w:sz w:val="30"/>
-        </w:rPr>
-        <w:t>}</w:t>
-      </w:r>
-      <w:r>
-        <w:rPr>
-          <w:rFonts w:ascii="Arial" w:hAnsi="Arial"/>
-          <w:b/>
-          <w:sz w:val="30"/>
-        </w:rPr>
         <w:t xml:space="preserve"> </w:t>
       </w:r>
     </w:p>
@@ -2762,8 +2476,6 @@
           <w:sz w:val="20"/>
         </w:rPr>
       </w:pPr>
-      <w:bookmarkStart w:id="2" w:name="_GoBack"/>
-      <w:bookmarkEnd w:id="2"/>
     </w:p>
     <w:p>
       <w:pPr>
@@ -3043,37 +2755,13 @@
         <w:jc w:val="center"/>
       </w:pPr>
       <w:r>
-        <w:t>A</w:t>
-      </w:r>
-      <w:r>
-        <w:t>cuerdo</w:t>
-      </w:r>
-      <w:r>
-        <w:t xml:space="preserve"> </w:t>
-      </w:r>
-      <w:r>
-        <w:t>de</w:t>
-      </w:r>
-      <w:r>
-        <w:t xml:space="preserve"> P</w:t>
-      </w:r>
-      <w:r>
-        <w:t>atrocinio</w:t>
-      </w:r>
-      <w:r>
-        <w:t xml:space="preserve"> </w:t>
+        <w:t xml:space="preserve">ACUERDO DE PATROCINIO </w:t>
       </w:r>
       <w:r>
         <w:rPr>
           <w:spacing w:val="-2"/>
         </w:rPr>
-        <w:t>I</w:t>
-      </w:r>
-      <w:r>
-        <w:rPr>
-          <w:spacing w:val="-2"/>
-        </w:rPr>
-        <w:t>nstitucional</w:t>
+        <w:t>INSTITUCIONAL</w:t>
       </w:r>
     </w:p>
     <w:p>
@@ -3123,62 +2811,38 @@
         <w:t xml:space="preserve">En la ciudad de Quito, </w:t>
       </w:r>
       <w:r>
+        <w:t>{Fecha1}</w:t>
+      </w:r>
+      <w:r>
+        <w:t xml:space="preserve">, el/la señor(a) </w:t>
+      </w:r>
+      <w:r>
         <w:t>{</w:t>
       </w:r>
-      <w:r>
-        <w:t>{F</w:t>
-      </w:r>
-      <w:r>
-        <w:t>ech</w:t>
-      </w:r>
-      <w:r>
-        <w:t>a1}</w:t>
-      </w:r>
+      <w:proofErr w:type="spellStart"/>
+      <w:r>
+        <w:t>NombresC</w:t>
+      </w:r>
+      <w:proofErr w:type="spellEnd"/>
       <w:r>
         <w:t>}</w:t>
       </w:r>
       <w:r>
-        <w:t xml:space="preserve">, el/la señor(a) </w:t>
+        <w:t>, con número de cédula</w:t>
+      </w:r>
+      <w:r>
+        <w:t xml:space="preserve"> </w:t>
       </w:r>
       <w:r>
         <w:t>{</w:t>
       </w:r>
       <w:r>
-        <w:t>{</w:t>
-      </w:r>
-      <w:proofErr w:type="spellStart"/>
-      <w:r>
-        <w:t>NombresC</w:t>
-      </w:r>
-      <w:proofErr w:type="spellEnd"/>
+        <w:t>Cedula1</w:t>
+      </w:r>
       <w:r>
         <w:t>}</w:t>
       </w:r>
       <w:r>
-        <w:t>}</w:t>
-      </w:r>
-      <w:r>
-        <w:t>, con número de cédula</w:t>
-      </w:r>
-      <w:r>
-        <w:t xml:space="preserve"> </w:t>
-      </w:r>
-      <w:r>
-        <w:t>{</w:t>
-      </w:r>
-      <w:r>
-        <w:t>{</w:t>
-      </w:r>
-      <w:r>
-        <w:t>Cedula1</w:t>
-      </w:r>
-      <w:r>
-        <w:t>}</w:t>
-      </w:r>
-      <w:r>
-        <w:t>}</w:t>
-      </w:r>
-      <w:r>
         <w:t>, quien en lo sucesivo se denominará “El Colaborador”, acuerda suscribir con el Instituto Tecnológico Superior Quito Metropolitano (ITSQMET) el presente acuerdo de patrocinio institucional conforme a las siguientes declaraciones y cláusulas:</w:t>
       </w:r>
     </w:p>
@@ -3190,13 +2854,7 @@
         <w:rPr>
           <w:spacing w:val="-2"/>
         </w:rPr>
-        <w:t>A</w:t>
-      </w:r>
-      <w:r>
-        <w:rPr>
-          <w:spacing w:val="-2"/>
-        </w:rPr>
-        <w:t>ntecedentes</w:t>
+        <w:t>ANTECEDENTES</w:t>
       </w:r>
     </w:p>
     <w:p>
@@ -3281,9 +2939,6 @@
       <w:r>
         <w:t>{</w:t>
       </w:r>
-      <w:r>
-        <w:t>{</w:t>
-      </w:r>
       <w:proofErr w:type="spellStart"/>
       <w:r>
         <w:t>NombreC</w:t>
@@ -3292,9 +2947,6 @@
         <w:t>A</w:t>
       </w:r>
       <w:proofErr w:type="spellEnd"/>
-      <w:r>
-        <w:t>}</w:t>
-      </w:r>
       <w:r>
         <w:t>}</w:t>
       </w:r>
@@ -3841,10 +3493,13 @@
         <w:spacing w:before="1"/>
       </w:pPr>
       <w:r>
-        <w:t>C</w:t>
-      </w:r>
-      <w:r>
-        <w:t>ompromisos</w:t>
+        <w:t xml:space="preserve">COMPROMISOS DEL </w:t>
+      </w:r>
+      <w:r>
+        <w:rPr>
+          <w:spacing w:val="-2"/>
+        </w:rPr>
+        <w:t>COLABORADOR</w:t>
       </w:r>
     </w:p>
     <w:p>
@@ -4214,43 +3869,13 @@
         <w:spacing w:before="211"/>
       </w:pPr>
       <w:r>
-        <w:t>C</w:t>
-      </w:r>
-      <w:r>
-        <w:t>ondiciones</w:t>
-      </w:r>
-      <w:r>
-        <w:t xml:space="preserve"> </w:t>
-      </w:r>
-      <w:r>
-        <w:t>en</w:t>
-      </w:r>
-      <w:r>
-        <w:t xml:space="preserve"> </w:t>
-      </w:r>
-      <w:r>
-        <w:t>Caso</w:t>
-      </w:r>
-      <w:r>
-        <w:t xml:space="preserve"> </w:t>
-      </w:r>
-      <w:r>
-        <w:t>de</w:t>
-      </w:r>
-      <w:r>
-        <w:t xml:space="preserve"> </w:t>
+        <w:t xml:space="preserve">CONDICIONES EN CASO DE </w:t>
       </w:r>
       <w:r>
         <w:rPr>
           <w:spacing w:val="-2"/>
         </w:rPr>
-        <w:t>I</w:t>
-      </w:r>
-      <w:r>
-        <w:rPr>
-          <w:spacing w:val="-2"/>
-        </w:rPr>
-        <w:t>ncumplimiento</w:t>
+        <w:t>INCUMPLIMIENTO</w:t>
       </w:r>
     </w:p>
     <w:p>
@@ -4306,31 +3931,13 @@
         <w:spacing w:before="211"/>
       </w:pPr>
       <w:r>
-        <w:t>A</w:t>
-      </w:r>
-      <w:r>
-        <w:t>probación</w:t>
-      </w:r>
-      <w:r>
-        <w:t xml:space="preserve"> </w:t>
-      </w:r>
-      <w:r>
-        <w:t>y</w:t>
-      </w:r>
-      <w:r>
-        <w:t xml:space="preserve"> </w:t>
+        <w:t xml:space="preserve">APROBACIÓN Y </w:t>
       </w:r>
       <w:r>
         <w:rPr>
           <w:spacing w:val="-2"/>
         </w:rPr>
-        <w:t>V</w:t>
-      </w:r>
-      <w:r>
-        <w:rPr>
-          <w:spacing w:val="-2"/>
-        </w:rPr>
-        <w:t>igencia</w:t>
+        <w:t>VIGENCIA</w:t>
       </w:r>
     </w:p>
     <w:p>
@@ -4420,31 +4027,13 @@
         </w:drawing>
       </w:r>
       <w:r>
-        <w:t>S</w:t>
-      </w:r>
-      <w:r>
-        <w:t>eguimiento</w:t>
-      </w:r>
-      <w:r>
-        <w:t xml:space="preserve"> </w:t>
-      </w:r>
-      <w:r>
-        <w:t>y</w:t>
-      </w:r>
-      <w:r>
-        <w:t xml:space="preserve"> </w:t>
+        <w:t xml:space="preserve">SEGUIMIENTO Y </w:t>
       </w:r>
       <w:r>
         <w:rPr>
           <w:spacing w:val="-2"/>
         </w:rPr>
-        <w:t>E</w:t>
-      </w:r>
-      <w:r>
-        <w:rPr>
-          <w:spacing w:val="-2"/>
-        </w:rPr>
-        <w:t>valuación</w:t>
+        <w:t>EVALUACIÓN</w:t>
       </w:r>
     </w:p>
     <w:p>
@@ -5187,31 +4776,13 @@
         <w:pStyle w:val="Ttulo1"/>
       </w:pPr>
       <w:r>
-        <w:t>R</w:t>
-      </w:r>
-      <w:r>
-        <w:t>esolución</w:t>
-      </w:r>
-      <w:r>
-        <w:t xml:space="preserve"> </w:t>
-      </w:r>
-      <w:r>
-        <w:t>de</w:t>
-      </w:r>
-      <w:r>
-        <w:t xml:space="preserve"> </w:t>
+        <w:t xml:space="preserve">RESOLUCIÓN DE </w:t>
       </w:r>
       <w:r>
         <w:rPr>
           <w:spacing w:val="-2"/>
         </w:rPr>
-        <w:t>C</w:t>
-      </w:r>
-      <w:r>
-        <w:rPr>
-          <w:spacing w:val="-2"/>
-        </w:rPr>
-        <w:t>onflictos</w:t>
+        <w:t>CONFLICTOS</w:t>
       </w:r>
     </w:p>
     <w:p>
@@ -6970,8 +6541,8 @@
 </file>
 
 <file path=customXml/item2.xml><?xml version="1.0" encoding="utf-8"?>
-<ct:contentTypeSchema xmlns:ct="http://schemas.microsoft.com/office/2006/metadata/contentType" xmlns:ma="http://schemas.microsoft.com/office/2006/metadata/properties/metaAttributes" ct:_="" ma:_="" ma:contentTypeName="Documento" ma:contentTypeID="0x010100AFCCB6245C987745891279558BDB0B3B" ma:contentTypeVersion="10" ma:contentTypeDescription="Crear nuevo documento." ma:contentTypeScope="" ma:versionID="db2b1ef01224d0e4c869899219de097e">
-  <xsd:schema xmlns:xsd="http://www.w3.org/2001/XMLSchema" xmlns:xs="http://www.w3.org/2001/XMLSchema" xmlns:p="http://schemas.microsoft.com/office/2006/metadata/properties" xmlns:ns2="99f51e6f-0b5b-434c-9b36-ed35023571bc" xmlns:ns3="27118ee3-1735-4bf8-b1d8-b92405a04e3d" targetNamespace="http://schemas.microsoft.com/office/2006/metadata/properties" ma:root="true" ma:fieldsID="0535449ddeeed03297b3b93236c6a265" ns2:_="" ns3:_="">
+<ct:contentTypeSchema xmlns:ct="http://schemas.microsoft.com/office/2006/metadata/contentType" xmlns:ma="http://schemas.microsoft.com/office/2006/metadata/properties/metaAttributes" ct:_="" ma:_="" ma:contentTypeName="Documento" ma:contentTypeID="0x010100AFCCB6245C987745891279558BDB0B3B" ma:contentTypeVersion="10" ma:contentTypeDescription="Crear nuevo documento." ma:contentTypeScope="" ma:versionID="e559435e85f5301d7901b3d870513d28">
+  <xsd:schema xmlns:xsd="http://www.w3.org/2001/XMLSchema" xmlns:xs="http://www.w3.org/2001/XMLSchema" xmlns:p="http://schemas.microsoft.com/office/2006/metadata/properties" xmlns:ns2="99f51e6f-0b5b-434c-9b36-ed35023571bc" xmlns:ns3="27118ee3-1735-4bf8-b1d8-b92405a04e3d" targetNamespace="http://schemas.microsoft.com/office/2006/metadata/properties" ma:root="true" ma:fieldsID="1014686d7c8e86ec45fd42412a723fe8" ns2:_="" ns3:_="">
     <xsd:import namespace="99f51e6f-0b5b-434c-9b36-ed35023571bc"/>
     <xsd:import namespace="27118ee3-1735-4bf8-b1d8-b92405a04e3d"/>
     <xsd:element name="properties">
@@ -7178,7 +6749,7 @@
 </file>
 
 <file path=customXml/itemProps2.xml><?xml version="1.0" encoding="utf-8"?>
-<ds:datastoreItem xmlns:ds="http://schemas.openxmlformats.org/officeDocument/2006/customXml" ds:itemID="{73D4636D-ED57-4F5B-B204-F8C288E3E1F6}">
+<ds:datastoreItem xmlns:ds="http://schemas.openxmlformats.org/officeDocument/2006/customXml" ds:itemID="{ADF442A9-ED9C-44E3-9DB2-BC25514071BE}">
   <ds:schemaRefs>
     <ds:schemaRef ds:uri="http://schemas.microsoft.com/office/2006/metadata/contentType"/>
     <ds:schemaRef ds:uri="http://schemas.microsoft.com/office/2006/metadata/properties/metaAttributes"/>
@@ -7199,16 +6770,10 @@
 <file path=customXml/itemProps3.xml><?xml version="1.0" encoding="utf-8"?>
 <ds:datastoreItem xmlns:ds="http://schemas.openxmlformats.org/officeDocument/2006/customXml" ds:itemID="{A11A60FD-58A5-4CC0-8989-66BAAC672D96}">
   <ds:schemaRefs>
-    <ds:schemaRef ds:uri="http://purl.org/dc/elements/1.1/"/>
-    <ds:schemaRef ds:uri="http://schemas.openxmlformats.org/package/2006/metadata/core-properties"/>
-    <ds:schemaRef ds:uri="http://schemas.microsoft.com/office/2006/documentManagement/types"/>
-    <ds:schemaRef ds:uri="http://purl.org/dc/terms/"/>
+    <ds:schemaRef ds:uri="http://schemas.microsoft.com/office/2006/metadata/properties"/>
+    <ds:schemaRef ds:uri="http://schemas.microsoft.com/office/infopath/2007/PartnerControls"/>
+    <ds:schemaRef ds:uri="27118ee3-1735-4bf8-b1d8-b92405a04e3d"/>
     <ds:schemaRef ds:uri="99f51e6f-0b5b-434c-9b36-ed35023571bc"/>
-    <ds:schemaRef ds:uri="http://schemas.microsoft.com/office/infopath/2007/PartnerControls"/>
-    <ds:schemaRef ds:uri="http://schemas.microsoft.com/office/2006/metadata/properties"/>
-    <ds:schemaRef ds:uri="27118ee3-1735-4bf8-b1d8-b92405a04e3d"/>
-    <ds:schemaRef ds:uri="http://www.w3.org/XML/1998/namespace"/>
-    <ds:schemaRef ds:uri="http://purl.org/dc/dcmitype/"/>
   </ds:schemaRefs>
 </ds:datastoreItem>
 </file>
--- a/public/assets/docs/Patrocinio.docx
+++ b/public/assets/docs/Patrocinio.docx
@@ -18,15 +18,15 @@
         <mc:AlternateContent>
           <mc:Choice Requires="wps">
             <w:drawing>
-              <wp:anchor distT="0" distB="0" distL="114300" distR="114300" simplePos="0" relativeHeight="251659264" behindDoc="0" locked="1" layoutInCell="1" allowOverlap="0" wp14:anchorId="5B3F9792" wp14:editId="2AD79951">
+              <wp:anchor distT="0" distB="0" distL="114300" distR="114300" simplePos="0" relativeHeight="251659264" behindDoc="0" locked="1" layoutInCell="1" allowOverlap="0" wp14:anchorId="5B3F9792" wp14:editId="5C1728CA">
                 <wp:simplePos x="0" y="0"/>
                 <wp:positionH relativeFrom="page">
-                  <wp:align>center</wp:align>
+                  <wp:align>left</wp:align>
                 </wp:positionH>
                 <wp:positionV relativeFrom="margin">
                   <wp:posOffset>-360045</wp:posOffset>
                 </wp:positionV>
-                <wp:extent cx="7560000" cy="1620000"/>
+                <wp:extent cx="7559675" cy="1828800"/>
                 <wp:effectExtent l="0" t="0" r="3175" b="0"/>
                 <wp:wrapNone/>
                 <wp:docPr id="491564969" name="ctc1"/>
@@ -38,7 +38,7 @@
                       <wps:spPr>
                         <a:xfrm>
                           <a:off x="0" y="0"/>
-                          <a:ext cx="7560000" cy="1620000"/>
+                          <a:ext cx="7559675" cy="1828800"/>
                         </a:xfrm>
                         <a:prstGeom prst="rect">
                           <a:avLst/>
@@ -260,7 +260,7 @@
                             <w:tr>
                               <w:trPr>
                                 <w:cantSplit/>
-                                <w:trHeight w:val="1200"/>
+                                <w:trHeight w:val="1951"/>
                                 <w:jc w:val="center"/>
                               </w:trPr>
                               <w:tc>
@@ -499,7 +499,7 @@
                 <v:stroke joinstyle="miter"/>
                 <v:path gradientshapeok="t" o:connecttype="rect"/>
               </v:shapetype>
-              <v:shape id="ctc1" o:spid="_x0000_s1026" type="#_x0000_t202" style="position:absolute;margin-left:0;margin-top:-28.35pt;width:595.3pt;height:127.55pt;z-index:251659264;visibility:visible;mso-wrap-style:square;mso-width-percent:0;mso-height-percent:0;mso-wrap-distance-left:9pt;mso-wrap-distance-top:0;mso-wrap-distance-right:9pt;mso-wrap-distance-bottom:0;mso-position-horizontal:center;mso-position-horizontal-relative:page;mso-position-vertical:absolute;mso-position-vertical-relative:margin;mso-width-percent:0;mso-height-percent:0;mso-width-relative:margin;mso-height-relative:margin;v-text-anchor:top" o:gfxdata="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" o:allowoverlap="f" fillcolor="white [3201]" stroked="f" strokeweight=".5pt">
+              <v:shape id="ctc1" o:spid="_x0000_s1026" type="#_x0000_t202" style="position:absolute;margin-left:0;margin-top:-28.35pt;width:595.25pt;height:2in;z-index:251659264;visibility:visible;mso-wrap-style:square;mso-width-percent:0;mso-height-percent:0;mso-wrap-distance-left:9pt;mso-wrap-distance-top:0;mso-wrap-distance-right:9pt;mso-wrap-distance-bottom:0;mso-position-horizontal:left;mso-position-horizontal-relative:page;mso-position-vertical:absolute;mso-position-vertical-relative:margin;mso-width-percent:0;mso-height-percent:0;mso-width-relative:margin;mso-height-relative:margin;v-text-anchor:top" o:gfxdata="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" o:allowoverlap="f" fillcolor="white [3201]" stroked="f" strokeweight=".5pt">
                 <v:textbox>
                   <w:txbxContent>
                     <w:tbl>
@@ -701,7 +701,7 @@
                       <w:tr>
                         <w:trPr>
                           <w:cantSplit/>
-                          <w:trHeight w:val="1200"/>
+                          <w:trHeight w:val="1951"/>
                           <w:jc w:val="center"/>
                         </w:trPr>
                         <w:tc>
@@ -1175,7 +1175,7 @@
                                       <w:sz w:val="18"/>
                                       <w:szCs w:val="18"/>
                                     </w:rPr>
-                                    <w:t>ELABORADO</w:t>
+                                    <w:t>Elaborado</w:t>
                                   </w:r>
                                   <w:r>
                                     <w:rPr>
@@ -1192,7 +1192,7 @@
                                       <w:sz w:val="18"/>
                                       <w:szCs w:val="18"/>
                                     </w:rPr>
-                                    <w:t>POR:</w:t>
+                                    <w:t>Por:</w:t>
                                   </w:r>
                                 </w:p>
                                 <w:p>
@@ -1267,7 +1267,7 @@
                                       <w:sz w:val="18"/>
                                       <w:szCs w:val="18"/>
                                     </w:rPr>
-                                    <w:t>APROBADO</w:t>
+                                    <w:t>Aprobado</w:t>
                                   </w:r>
                                   <w:r>
                                     <w:rPr>
@@ -1284,7 +1284,7 @@
                                       <w:sz w:val="18"/>
                                       <w:szCs w:val="18"/>
                                     </w:rPr>
-                                    <w:t>POR:</w:t>
+                                    <w:t>Por:</w:t>
                                   </w:r>
                                 </w:p>
                               </w:tc>
@@ -1397,6 +1397,7 @@
                                     </w:rPr>
                                     <w:t xml:space="preserve"> </w:t>
                                   </w:r>
+                                  <w:proofErr w:type="spellStart"/>
                                   <w:r>
                                     <w:rPr>
                                       <w:rFonts w:ascii="Arial" w:hAnsi="Arial" w:cs="Arial"/>
@@ -1405,7 +1406,18 @@
                                       <w:sz w:val="18"/>
                                       <w:szCs w:val="18"/>
                                     </w:rPr>
-                                    <w:t>Alex León Tito</w:t>
+                                    <w:t>Msc</w:t>
+                                  </w:r>
+                                  <w:proofErr w:type="spellEnd"/>
+                                  <w:r>
+                                    <w:rPr>
+                                      <w:rFonts w:ascii="Arial" w:hAnsi="Arial" w:cs="Arial"/>
+                                      <w:b/>
+                                      <w:spacing w:val="-1"/>
+                                      <w:sz w:val="18"/>
+                                      <w:szCs w:val="18"/>
+                                    </w:rPr>
+                                    <w:t>. Jefferson Villarreal</w:t>
                                   </w:r>
                                 </w:p>
                               </w:tc>
@@ -1443,7 +1455,6 @@
                                     </w:rPr>
                                     <w:t xml:space="preserve"> </w:t>
                                   </w:r>
-                                  <w:proofErr w:type="spellStart"/>
                                   <w:r>
                                     <w:rPr>
                                       <w:rFonts w:ascii="Arial" w:hAnsi="Arial" w:cs="Arial"/>
@@ -1452,18 +1463,7 @@
                                       <w:sz w:val="18"/>
                                       <w:szCs w:val="18"/>
                                     </w:rPr>
-                                    <w:t>Msc</w:t>
-                                  </w:r>
-                                  <w:proofErr w:type="spellEnd"/>
-                                  <w:r>
-                                    <w:rPr>
-                                      <w:rFonts w:ascii="Arial" w:hAnsi="Arial" w:cs="Arial"/>
-                                      <w:b/>
-                                      <w:spacing w:val="-1"/>
-                                      <w:sz w:val="18"/>
-                                      <w:szCs w:val="18"/>
-                                    </w:rPr>
-                                    <w:t>. Jefferson Villarreal</w:t>
+                                    <w:t>Alex León Tito</w:t>
                                   </w:r>
                                 </w:p>
                               </w:tc>
@@ -1575,7 +1575,34 @@
                                       <w:spacing w:val="-2"/>
                                       <w:sz w:val="18"/>
                                     </w:rPr>
-                                    <w:t>Vicerrector</w:t>
+                                    <w:t xml:space="preserve">Gestor de </w:t>
+                                  </w:r>
+                                  <w:r>
+                                    <w:rPr>
+                                      <w:rFonts w:ascii="Arial"/>
+                                      <w:b/>
+                                      <w:spacing w:val="-2"/>
+                                      <w:sz w:val="18"/>
+                                    </w:rPr>
+                                    <w:t>Procesos Acad</w:t>
+                                  </w:r>
+                                  <w:r>
+                                    <w:rPr>
+                                      <w:rFonts w:ascii="Arial"/>
+                                      <w:b/>
+                                      <w:spacing w:val="-2"/>
+                                      <w:sz w:val="18"/>
+                                    </w:rPr>
+                                    <w:t>é</w:t>
+                                  </w:r>
+                                  <w:r>
+                                    <w:rPr>
+                                      <w:rFonts w:ascii="Arial"/>
+                                      <w:b/>
+                                      <w:spacing w:val="-2"/>
+                                      <w:sz w:val="18"/>
+                                    </w:rPr>
+                                    <w:t>micos</w:t>
                                   </w:r>
                                 </w:p>
                               </w:tc>
@@ -1620,7 +1647,7 @@
                                       <w:spacing w:val="-2"/>
                                       <w:sz w:val="18"/>
                                     </w:rPr>
-                                    <w:t>Gestor de Carreras</w:t>
+                                    <w:t>Vicerrector</w:t>
                                   </w:r>
                                 </w:p>
                               </w:tc>
@@ -1701,7 +1728,7 @@
                                 <w:sz w:val="18"/>
                                 <w:szCs w:val="18"/>
                               </w:rPr>
-                              <w:t>ELABORADO</w:t>
+                              <w:t>Elaborado</w:t>
                             </w:r>
                             <w:r>
                               <w:rPr>
@@ -1718,7 +1745,7 @@
                                 <w:sz w:val="18"/>
                                 <w:szCs w:val="18"/>
                               </w:rPr>
-                              <w:t>POR:</w:t>
+                              <w:t>Por:</w:t>
                             </w:r>
                           </w:p>
                           <w:p>
@@ -1793,7 +1820,7 @@
                                 <w:sz w:val="18"/>
                                 <w:szCs w:val="18"/>
                               </w:rPr>
-                              <w:t>APROBADO</w:t>
+                              <w:t>Aprobado</w:t>
                             </w:r>
                             <w:r>
                               <w:rPr>
@@ -1810,7 +1837,7 @@
                                 <w:sz w:val="18"/>
                                 <w:szCs w:val="18"/>
                               </w:rPr>
-                              <w:t>POR:</w:t>
+                              <w:t>Por:</w:t>
                             </w:r>
                           </w:p>
                         </w:tc>
@@ -1923,6 +1950,7 @@
                               </w:rPr>
                               <w:t xml:space="preserve"> </w:t>
                             </w:r>
+                            <w:proofErr w:type="spellStart"/>
                             <w:r>
                               <w:rPr>
                                 <w:rFonts w:ascii="Arial" w:hAnsi="Arial" w:cs="Arial"/>
@@ -1931,7 +1959,18 @@
                                 <w:sz w:val="18"/>
                                 <w:szCs w:val="18"/>
                               </w:rPr>
-                              <w:t>Alex León Tito</w:t>
+                              <w:t>Msc</w:t>
+                            </w:r>
+                            <w:proofErr w:type="spellEnd"/>
+                            <w:r>
+                              <w:rPr>
+                                <w:rFonts w:ascii="Arial" w:hAnsi="Arial" w:cs="Arial"/>
+                                <w:b/>
+                                <w:spacing w:val="-1"/>
+                                <w:sz w:val="18"/>
+                                <w:szCs w:val="18"/>
+                              </w:rPr>
+                              <w:t>. Jefferson Villarreal</w:t>
                             </w:r>
                           </w:p>
                         </w:tc>
@@ -1969,7 +2008,6 @@
                               </w:rPr>
                               <w:t xml:space="preserve"> </w:t>
                             </w:r>
-                            <w:proofErr w:type="spellStart"/>
                             <w:r>
                               <w:rPr>
                                 <w:rFonts w:ascii="Arial" w:hAnsi="Arial" w:cs="Arial"/>
@@ -1978,18 +2016,7 @@
                                 <w:sz w:val="18"/>
                                 <w:szCs w:val="18"/>
                               </w:rPr>
-                              <w:t>Msc</w:t>
-                            </w:r>
-                            <w:proofErr w:type="spellEnd"/>
-                            <w:r>
-                              <w:rPr>
-                                <w:rFonts w:ascii="Arial" w:hAnsi="Arial" w:cs="Arial"/>
-                                <w:b/>
-                                <w:spacing w:val="-1"/>
-                                <w:sz w:val="18"/>
-                                <w:szCs w:val="18"/>
-                              </w:rPr>
-                              <w:t>. Jefferson Villarreal</w:t>
+                              <w:t>Alex León Tito</w:t>
                             </w:r>
                           </w:p>
                         </w:tc>
@@ -2101,7 +2128,34 @@
                                 <w:spacing w:val="-2"/>
                                 <w:sz w:val="18"/>
                               </w:rPr>
-                              <w:t>Vicerrector</w:t>
+                              <w:t xml:space="preserve">Gestor de </w:t>
+                            </w:r>
+                            <w:r>
+                              <w:rPr>
+                                <w:rFonts w:ascii="Arial"/>
+                                <w:b/>
+                                <w:spacing w:val="-2"/>
+                                <w:sz w:val="18"/>
+                              </w:rPr>
+                              <w:t>Procesos Acad</w:t>
+                            </w:r>
+                            <w:r>
+                              <w:rPr>
+                                <w:rFonts w:ascii="Arial"/>
+                                <w:b/>
+                                <w:spacing w:val="-2"/>
+                                <w:sz w:val="18"/>
+                              </w:rPr>
+                              <w:t>é</w:t>
+                            </w:r>
+                            <w:r>
+                              <w:rPr>
+                                <w:rFonts w:ascii="Arial"/>
+                                <w:b/>
+                                <w:spacing w:val="-2"/>
+                                <w:sz w:val="18"/>
+                              </w:rPr>
+                              <w:t>micos</w:t>
                             </w:r>
                           </w:p>
                         </w:tc>
@@ -2146,7 +2200,7 @@
                                 <w:spacing w:val="-2"/>
                                 <w:sz w:val="18"/>
                               </w:rPr>
-                              <w:t>Gestor de Carreras</w:t>
+                              <w:t>Vicerrector</w:t>
                             </w:r>
                           </w:p>
                         </w:tc>
@@ -2174,20 +2228,28 @@
     </w:p>
     <w:p>
       <w:pPr>
-        <w:jc w:val="center"/>
         <w:rPr>
           <w:rFonts w:ascii="Arial" w:hAnsi="Arial" w:cs="Arial"/>
           <w:b/>
           <w:bCs/>
         </w:rPr>
       </w:pPr>
-      <w:r>
+    </w:p>
+    <w:p>
+      <w:pPr>
+        <w:jc w:val="center"/>
         <w:rPr>
           <w:rFonts w:ascii="Arial" w:hAnsi="Arial" w:cs="Arial"/>
           <w:b/>
           <w:bCs/>
         </w:rPr>
-        <w:lastRenderedPageBreak/>
+      </w:pPr>
+      <w:r>
+        <w:rPr>
+          <w:rFonts w:ascii="Arial" w:hAnsi="Arial" w:cs="Arial"/>
+          <w:b/>
+          <w:bCs/>
+        </w:rPr>
         <w:t>Acuerdo De Patrocinio Institucional</w:t>
       </w:r>
     </w:p>
@@ -2826,21 +2888,7 @@
         <w:rPr>
           <w:rFonts w:ascii="Arial" w:hAnsi="Arial" w:cs="Arial"/>
         </w:rPr>
-        <w:t xml:space="preserve"> Participar en la capacitación, cumpliendo con los requisitos establecidos por el proveedor de </w:t>
-      </w:r>
-      <w:proofErr w:type="gramStart"/>
-      <w:r>
-        <w:rPr>
-          <w:rFonts w:ascii="Arial" w:hAnsi="Arial" w:cs="Arial"/>
-        </w:rPr>
-        <w:t>la misma</w:t>
-      </w:r>
-      <w:proofErr w:type="gramEnd"/>
-      <w:r>
-        <w:rPr>
-          <w:rFonts w:ascii="Arial" w:hAnsi="Arial" w:cs="Arial"/>
-        </w:rPr>
-        <w:t>, y presentar los certificados de aprobación correspondientes al ITSQMET.</w:t>
+        <w:t xml:space="preserve"> Participar en la capacitación, cumpliendo con los requisitos establecidos por el proveedor de la misma, y presentar los certificados de aprobación correspondientes al ITSQMET.</w:t>
       </w:r>
     </w:p>
     <w:p>
@@ -3010,27 +3058,7 @@
         <w:rPr>
           <w:rFonts w:ascii="Arial" w:hAnsi="Arial" w:cs="Arial"/>
         </w:rPr>
-        <w:t xml:space="preserve">El presente acuerdo </w:t>
-      </w:r>
-      <w:proofErr w:type="gramStart"/>
-      <w:r>
-        <w:rPr>
-          <w:rFonts w:ascii="Arial" w:hAnsi="Arial" w:cs="Arial"/>
-        </w:rPr>
-        <w:t>entrará en vigencia</w:t>
-      </w:r>
-      <w:proofErr w:type="gramEnd"/>
-      <w:r>
-        <w:rPr>
-          <w:rFonts w:ascii="Arial" w:hAnsi="Arial" w:cs="Arial"/>
-        </w:rPr>
-        <w:t xml:space="preserve"> una vez firmado por ambas partes y se mantendrá válido hasta el cumplimiento total de las obligaciones aquí establecidas</w:t>
-      </w:r>
-      <w:r>
-        <w:rPr>
-          <w:rFonts w:ascii="Arial" w:hAnsi="Arial" w:cs="Arial"/>
-        </w:rPr>
-        <w:t>.</w:t>
+        <w:t>El presente acuerdo entrará en vigencia una vez firmado por ambas partes y se mantendrá válido hasta el cumplimiento total de las obligaciones aquí establecidas.</w:t>
       </w:r>
     </w:p>
     <w:p>
@@ -4209,16 +4237,16 @@
       </w:rPr>
     </w:lvl>
   </w:abstractNum>
-  <w:num w:numId="1" w16cid:durableId="1424061733">
+  <w:num w:numId="1" w16cid:durableId="1688865446">
     <w:abstractNumId w:val="2"/>
   </w:num>
-  <w:num w:numId="2" w16cid:durableId="1874810086">
+  <w:num w:numId="2" w16cid:durableId="1305963706">
     <w:abstractNumId w:val="3"/>
   </w:num>
-  <w:num w:numId="3" w16cid:durableId="860977332">
+  <w:num w:numId="3" w16cid:durableId="2098624212">
     <w:abstractNumId w:val="1"/>
   </w:num>
-  <w:num w:numId="4" w16cid:durableId="26295759">
+  <w:num w:numId="4" w16cid:durableId="9993079">
     <w:abstractNumId w:val="0"/>
   </w:num>
 </w:numbering>
